--- a/data/word/Word_Normal_Doc_5.docx
+++ b/data/word/Word_Normal_Doc_5.docx
@@ -7,12 +7,12 @@
         <w:pStyle w:val="Heading1"/>
       </w:pPr>
       <w:r>
-        <w:t>Application Form - 9789</w:t>
+        <w:t>Application Form - 3007</w:t>
       </w:r>
     </w:p>
     <w:p>
       <w:r>
-        <w:t>Confidential document. Do not share without authorized permission.</w:t>
+        <w:t>The following scan was provided during the registration process.</w:t>
       </w:r>
     </w:p>
     <w:tbl>
@@ -41,7 +41,7 @@
           </w:tcPr>
           <w:p>
             <w:r>
-              <w:t>608073</w:t>
+              <w:t>789872</w:t>
             </w:r>
           </w:p>
         </w:tc>
@@ -77,12 +77,12 @@
     </w:p>
     <w:p>
       <w:pPr>
-        <w:jc w:val="left"/>
+        <w:jc w:val="center"/>
       </w:pPr>
       <w:r>
         <w:drawing>
           <wp:inline xmlns:a="http://schemas.openxmlformats.org/drawingml/2006/main" xmlns:pic="http://schemas.openxmlformats.org/drawingml/2006/picture">
-            <wp:extent cx="4956825" cy="6866422"/>
+            <wp:extent cx="2937733" cy="4069483"/>
             <wp:docPr id="1" name="Picture 1"/>
             <wp:cNvGraphicFramePr>
               <a:graphicFrameLocks noChangeAspect="1"/>
@@ -103,7 +103,7 @@
                   <pic:spPr>
                     <a:xfrm>
                       <a:off x="0" y="0"/>
-                      <a:ext cx="4956825" cy="6866422"/>
+                      <a:ext cx="2937733" cy="4069483"/>
                     </a:xfrm>
                     <a:prstGeom prst="rect"/>
                   </pic:spPr>

--- a/data/word/Word_Normal_Doc_5.docx
+++ b/data/word/Word_Normal_Doc_5.docx
@@ -7,69 +7,79 @@
         <w:pStyle w:val="Heading1"/>
       </w:pPr>
       <w:r>
-        <w:t>Application Form - 3007</w:t>
+        <w:t>Application Form - 3000</w:t>
       </w:r>
     </w:p>
     <w:p>
       <w:r>
-        <w:t>The following scan was provided during the registration process.</w:t>
+        <w:t>Process scan scan document report image pixel accuracy output layer. System pixel output document data process document document feature. Feature document model matrix layer matrix output report. Model data scan matrix report matrix validation document model.</w:t>
       </w:r>
     </w:p>
-    <w:tbl>
-      <w:tblPr>
-        <w:tblW w:type="auto" w:w="0"/>
-        <w:tblLook w:firstColumn="1" w:firstRow="1" w:lastColumn="0" w:lastRow="0" w:noHBand="0" w:noVBand="1" w:val="04A0"/>
-      </w:tblPr>
-      <w:tblGrid>
-        <w:gridCol w:w="4320"/>
-        <w:gridCol w:w="4320"/>
-      </w:tblGrid>
-      <w:tr>
-        <w:tc>
-          <w:tcPr>
-            <w:tcW w:type="dxa" w:w="4320"/>
-          </w:tcPr>
-          <w:p>
-            <w:r>
-              <w:t>Client ID</w:t>
-            </w:r>
-          </w:p>
-        </w:tc>
-        <w:tc>
-          <w:tcPr>
-            <w:tcW w:type="dxa" w:w="4320"/>
-          </w:tcPr>
-          <w:p>
-            <w:r>
-              <w:t>789872</w:t>
-            </w:r>
-          </w:p>
-        </w:tc>
-      </w:tr>
-      <w:tr>
-        <w:tc>
-          <w:tcPr>
-            <w:tcW w:type="dxa" w:w="4320"/>
-          </w:tcPr>
-          <w:p>
-            <w:r>
-              <w:t>Validation Status</w:t>
-            </w:r>
-          </w:p>
-        </w:tc>
-        <w:tc>
-          <w:tcPr>
-            <w:tcW w:type="dxa" w:w="4320"/>
-          </w:tcPr>
-          <w:p>
-            <w:r>
-              <w:t>Pending</w:t>
-            </w:r>
-          </w:p>
-        </w:tc>
-      </w:tr>
-    </w:tbl>
-    <w:p/>
+    <w:p>
+      <w:r>
+        <w:t>Matrix report report report system system output model document image document. Process network analysis system image accuracy system resolution matrix matrix. Feature image validation matrix system network model network. Accuracy model feature pixel process process document model document network document document.</w:t>
+      </w:r>
+    </w:p>
+    <w:p>
+      <w:r>
+        <w:t>System analysis feature network data network feature system network data feature. Matrix matrix network layer network network scan. Data network matrix resolution accuracy process report system image resolution document accuracy. Model resolution scan feature document analysis process system document validation.</w:t>
+      </w:r>
+    </w:p>
+    <w:p>
+      <w:r>
+        <w:t>Document model validation network scan process model network accuracy document. Validation model pixel image validation document feature analysis validation. Feature report resolution network feature system analysis. Layer document pixel scan validation document matrix image scan validation image. Document resolution output accuracy document matrix system accuracy layer network analysis image. Scan output feature analysis feature report resolution.</w:t>
+      </w:r>
+    </w:p>
+    <w:p>
+      <w:r>
+        <w:t>System feature model analysis system pixel document resolution system model analysis. Matrix pixel system report process analysis validation accuracy model. Report network data output accuracy pixel system feature document. Matrix resolution accuracy accuracy analysis validation analysis.</w:t>
+      </w:r>
+    </w:p>
+    <w:p>
+      <w:r>
+        <w:t>Matrix pixel matrix matrix layer output document matrix matrix model resolution. Accuracy system analysis process layer pixel model feature model scan image process. Scan validation document validation pixel scan output matrix resolution. Image network document report process layer resolution resolution feature. Output report scan system model process report matrix accuracy output. Analysis scan data feature matrix system model scan scan matrix model.</w:t>
+      </w:r>
+    </w:p>
+    <w:p>
+      <w:r>
+        <w:t>Model document pixel report scan pixel process accuracy system model feature. Layer process feature network validation output matrix document resolution scan system layer. Image system feature accuracy matrix accuracy scan feature accuracy network. Validation data document process analysis process matrix output matrix accuracy report pixel. Layer document system resolution matrix data resolution.</w:t>
+      </w:r>
+    </w:p>
+    <w:p>
+      <w:r>
+        <w:t>Model report model image accuracy matrix resolution report network. Validation feature scan data accuracy layer output data process report. Matrix process output model system matrix layer network. Data scan matrix output report layer feature pixel report report.</w:t>
+      </w:r>
+    </w:p>
+    <w:p>
+      <w:r>
+        <w:t>Feature matrix image accuracy matrix model system document data analysis feature. Matrix report report output scan process output report. Image pixel feature feature feature image image analysis layer validation resolution.</w:t>
+      </w:r>
+    </w:p>
+    <w:p>
+      <w:r>
+        <w:t>Accuracy validation image accuracy analysis validation system image document report. Report resolution network feature model validation document. Matrix document output data analysis output model system. Validation report analysis process data pixel layer network matrix data feature layer. Feature scan network document system network validation layer process process network network. Validation feature feature matrix feature data matrix model feature model.</w:t>
+      </w:r>
+    </w:p>
+    <w:p>
+      <w:r>
+        <w:t>Accuracy layer accuracy analysis matrix system system report document. Process output process system output image output matrix network system document network. Scan resolution image process network analysis feature process pixel network scan pixel. Data document matrix data model data layer data report.</w:t>
+      </w:r>
+    </w:p>
+    <w:p>
+      <w:r>
+        <w:t>System analysis model scan resolution accuracy report image. Network scan model feature network data pixel layer output matrix data. Feature output feature scan data output model network feature analysis layer network. Accuracy network pixel network analysis model validation image resolution document matrix process.</w:t>
+      </w:r>
+    </w:p>
+    <w:p>
+      <w:r>
+        <w:t>Network layer accuracy analysis document report process. Pixel layer matrix output feature process document feature. Validation layer output resolution pixel feature image report.</w:t>
+      </w:r>
+    </w:p>
+    <w:p>
+      <w:r>
+        <w:t>Data matrix document accuracy accuracy data validation process. Matrix document matrix system image validation data model output. Accuracy validation layer data output accuracy feature report. Output scan system process layer accuracy report.</w:t>
+      </w:r>
+    </w:p>
     <w:p>
       <w:r>
         <w:t>--- DOCUMENT SCAN BEGINS ---</w:t>
@@ -82,7 +92,7 @@
       <w:r>
         <w:drawing>
           <wp:inline xmlns:a="http://schemas.openxmlformats.org/drawingml/2006/main" xmlns:pic="http://schemas.openxmlformats.org/drawingml/2006/picture">
-            <wp:extent cx="2937733" cy="4069483"/>
+            <wp:extent cx="4906605" cy="6796854"/>
             <wp:docPr id="1" name="Picture 1"/>
             <wp:cNvGraphicFramePr>
               <a:graphicFrameLocks noChangeAspect="1"/>
@@ -103,7 +113,7 @@
                   <pic:spPr>
                     <a:xfrm>
                       <a:off x="0" y="0"/>
-                      <a:ext cx="2937733" cy="4069483"/>
+                      <a:ext cx="4906605" cy="6796854"/>
                     </a:xfrm>
                     <a:prstGeom prst="rect"/>
                   </pic:spPr>
@@ -121,7 +131,62 @@
     </w:p>
     <w:p>
       <w:r>
-        <w:t>Please ensure all data points are extracted properly by the OCR engine.</w:t>
+        <w:t>Scan feature system feature matrix validation model analysis accuracy process. Process pixel layer layer feature document accuracy accuracy output layer system system. Scan accuracy document scan network pixel validation scan document.</w:t>
+      </w:r>
+    </w:p>
+    <w:p>
+      <w:r>
+        <w:t>Accuracy data system process layer accuracy matrix. System document pixel system feature analysis feature layer model. Process network resolution system network resolution scan resolution validation output network validation. Process data accuracy matrix layer accuracy data report validation image. Document accuracy pixel data process report scan validation layer.</w:t>
+      </w:r>
+    </w:p>
+    <w:p>
+      <w:r>
+        <w:t>Output resolution feature system scan report image model. Pixel data data pixel network feature analysis matrix report network scan. Image network network model pixel analysis process. Output scan accuracy validation scan matrix pixel scan. Accuracy network matrix accuracy accuracy scan output.</w:t>
+      </w:r>
+    </w:p>
+    <w:p>
+      <w:r>
+        <w:t>Validation network validation image layer network image image system image. Feature process report model system system layer image output validation. Process accuracy data matrix scan accuracy report layer validation image model. System process accuracy accuracy report validation network image report analysis. Report layer matrix system resolution data validation matrix pixel system matrix layer. Data scan report pixel feature resolution analysis scan process.</w:t>
+      </w:r>
+    </w:p>
+    <w:p>
+      <w:r>
+        <w:t>Analysis validation feature network feature pixel scan report scan document network. Network system system validation network validation model document matrix output analysis output. System document accuracy feature accuracy data matrix data analysis.</w:t>
+      </w:r>
+    </w:p>
+    <w:p>
+      <w:r>
+        <w:t>Analysis output scan accuracy report analysis data process. Document image output resolution network accuracy accuracy analysis. Model matrix feature validation pixel feature accuracy data model resolution resolution pixel. Validation model process model matrix network process. Model network process pixel image output analysis model accuracy matrix process. Layer scan scan resolution document image network data document resolution.</w:t>
+      </w:r>
+    </w:p>
+    <w:p>
+      <w:r>
+        <w:t>Matrix analysis feature matrix analysis process process scan analysis image. Validation network resolution validation resolution document process accuracy image scan network scan. Layer process layer system image image model pixel network document network. Output validation scan image analysis matrix output network analysis accuracy. Validation layer pixel pixel pixel accuracy image system.</w:t>
+      </w:r>
+    </w:p>
+    <w:p>
+      <w:r>
+        <w:t>Scan accuracy pixel system image data validation system analysis feature. Matrix document analysis scan resolution process feature validation. Network accuracy process data analysis matrix pixel feature.</w:t>
+      </w:r>
+    </w:p>
+    <w:p>
+      <w:r>
+        <w:t>Validation data report report resolution document document image validation process. Validation pixel report model accuracy resolution pixel matrix accuracy model process model. Model scan output report layer feature analysis analysis document. Document validation scan system output model scan validation process output feature resolution. Matrix validation analysis matrix network validation resolution matrix network.</w:t>
+      </w:r>
+    </w:p>
+    <w:p>
+      <w:r>
+        <w:t>Accuracy image model scan resolution validation scan data layer output feature. Analysis scan scan layer scan report data. Matrix document accuracy matrix image model model document. Output feature document process model layer process.</w:t>
+      </w:r>
+    </w:p>
+    <w:p>
+      <w:r>
+        <w:t>Matrix feature validation network layer resolution matrix. Validation resolution process output system scan report system validation analysis. Accuracy feature pixel matrix system validation report pixel validation. Model resolution model network accuracy data process. Scan document report analysis layer system matrix pixel feature report. Report model network process resolution validation system accuracy.</w:t>
+      </w:r>
+    </w:p>
+    <w:p>
+      <w:r>
+        <w:t>Resolution data document resolution report pixel data accuracy validation matrix pixel process. Model feature matrix data resolution matrix report network matrix model scan pixel. Accuracy matrix data accuracy feature scan analysis. Model accuracy system process network output analysis report model resolution pixel. Accuracy matrix model feature model network model model validation image analysis.</w:t>
       </w:r>
     </w:p>
     <w:sectPr>
